--- a/handleiding/handleiding website.docx
+++ b/handleiding/handleiding website.docx
@@ -41,6 +41,645 @@
         <w:t>komen.</w:t>
       </w:r>
     </w:p>
+    <w:p>
+      <w:pPr>
+        <w:rPr>
+          <w:b/>
+          <w:bCs/>
+          <w:sz w:val="32"/>
+          <w:szCs w:val="32"/>
+        </w:rPr>
+      </w:pPr>
+      <w:r>
+        <w:rPr>
+          <w:b/>
+          <w:bCs/>
+          <w:sz w:val="32"/>
+          <w:szCs w:val="32"/>
+        </w:rPr>
+        <w:t>Nieuwe handleiding:</w:t>
+      </w:r>
+    </w:p>
+    <w:p>
+      <w:pPr>
+        <w:rPr>
+          <w:b/>
+          <w:bCs/>
+        </w:rPr>
+      </w:pPr>
+      <w:r>
+        <w:rPr>
+          <w:b/>
+          <w:bCs/>
+        </w:rPr>
+        <w:t>1. Starten: Inloggen of Registreren</w:t>
+      </w:r>
+    </w:p>
+    <w:p>
+      <w:r>
+        <w:t>Wanneer je voor het eerst op de website komt, kun je nog geen tweets plaatsen. Je moet je eerst identificeren.</w:t>
+      </w:r>
+    </w:p>
+    <w:p>
+      <w:pPr>
+        <w:numPr>
+          <w:ilvl w:val="0"/>
+          <w:numId w:val="1"/>
+        </w:numPr>
+      </w:pPr>
+      <w:r>
+        <w:rPr>
+          <w:b/>
+          <w:bCs/>
+        </w:rPr>
+        <w:t>Een account aanmaken (Registreren):</w:t>
+      </w:r>
+    </w:p>
+    <w:p>
+      <w:pPr>
+        <w:numPr>
+          <w:ilvl w:val="1"/>
+          <w:numId w:val="1"/>
+        </w:numPr>
+      </w:pPr>
+      <w:r>
+        <w:t xml:space="preserve">Vul je </w:t>
+      </w:r>
+      <w:r>
+        <w:rPr>
+          <w:b/>
+          <w:bCs/>
+        </w:rPr>
+        <w:t>Naam</w:t>
+      </w:r>
+      <w:r>
+        <w:t xml:space="preserve"> (bijv. Jan Jansen) en een unieke </w:t>
+      </w:r>
+      <w:r>
+        <w:rPr>
+          <w:b/>
+          <w:bCs/>
+        </w:rPr>
+        <w:t>Gebruikersnaam</w:t>
+      </w:r>
+      <w:r>
+        <w:t xml:space="preserve"> in.</w:t>
+      </w:r>
+    </w:p>
+    <w:p>
+      <w:pPr>
+        <w:numPr>
+          <w:ilvl w:val="1"/>
+          <w:numId w:val="1"/>
+        </w:numPr>
+      </w:pPr>
+      <w:r>
+        <w:rPr>
+          <w:b/>
+          <w:bCs/>
+        </w:rPr>
+        <w:t>Let op de beveiliging:</w:t>
+      </w:r>
+      <w:r>
+        <w:t xml:space="preserve"> Je wachtwoord </w:t>
+      </w:r>
+      <w:r>
+        <w:rPr>
+          <w:i/>
+          <w:iCs/>
+        </w:rPr>
+        <w:t>moet</w:t>
+      </w:r>
+      <w:r>
+        <w:t xml:space="preserve"> minimaal </w:t>
+      </w:r>
+      <w:r>
+        <w:rPr>
+          <w:b/>
+          <w:bCs/>
+        </w:rPr>
+        <w:t>12 tekens</w:t>
+      </w:r>
+      <w:r>
+        <w:t xml:space="preserve"> lang zijn én minimaal </w:t>
+      </w:r>
+      <w:r>
+        <w:rPr>
+          <w:b/>
+          <w:bCs/>
+        </w:rPr>
+        <w:t>één speciaal teken</w:t>
+      </w:r>
+      <w:r>
+        <w:t xml:space="preserve"> bevatten (zoals !, @, # of ?).</w:t>
+      </w:r>
+    </w:p>
+    <w:p>
+      <w:pPr>
+        <w:numPr>
+          <w:ilvl w:val="1"/>
+          <w:numId w:val="1"/>
+        </w:numPr>
+      </w:pPr>
+      <w:r>
+        <w:t>Als alles klopt, krijg je een groene melding bovenin je scherm te zien dat het is gelukt!</w:t>
+      </w:r>
+    </w:p>
+    <w:p>
+      <w:pPr>
+        <w:numPr>
+          <w:ilvl w:val="0"/>
+          <w:numId w:val="1"/>
+        </w:numPr>
+      </w:pPr>
+      <w:r>
+        <w:rPr>
+          <w:b/>
+          <w:bCs/>
+        </w:rPr>
+        <w:t>Inloggen:</w:t>
+      </w:r>
+      <w:r>
+        <w:t xml:space="preserve"> * Vul je gebruikersnaam en wachtwoord in.</w:t>
+      </w:r>
+    </w:p>
+    <w:p>
+      <w:pPr>
+        <w:numPr>
+          <w:ilvl w:val="1"/>
+          <w:numId w:val="1"/>
+        </w:numPr>
+      </w:pPr>
+      <w:r>
+        <w:t xml:space="preserve">Klik op het </w:t>
+      </w:r>
+      <w:r>
+        <w:rPr>
+          <w:b/>
+          <w:bCs/>
+        </w:rPr>
+        <w:t>oogje (</w:t>
+      </w:r>
+      <w:r>
+        <w:rPr>
+          <w:rFonts w:ascii="Segoe UI Emoji" w:hAnsi="Segoe UI Emoji" w:cs="Segoe UI Emoji"/>
+          <w:b/>
+          <w:bCs/>
+        </w:rPr>
+        <w:t>👁️</w:t>
+      </w:r>
+      <w:r>
+        <w:rPr>
+          <w:b/>
+          <w:bCs/>
+        </w:rPr>
+        <w:t>)</w:t>
+      </w:r>
+      <w:r>
+        <w:t xml:space="preserve"> naast het wachtwoordveld als je wilt controleren wat je hebt getypt (het verandert dan in een aapje </w:t>
+      </w:r>
+      <w:r>
+        <w:rPr>
+          <w:rFonts w:ascii="Segoe UI Emoji" w:hAnsi="Segoe UI Emoji" w:cs="Segoe UI Emoji"/>
+        </w:rPr>
+        <w:t>🙈</w:t>
+      </w:r>
+      <w:r>
+        <w:t>).</w:t>
+      </w:r>
+    </w:p>
+    <w:p>
+      <w:pPr>
+        <w:numPr>
+          <w:ilvl w:val="1"/>
+          <w:numId w:val="1"/>
+        </w:numPr>
+      </w:pPr>
+      <w:r>
+        <w:t>Bij succes word je direct doorgestuurd naar de startpagina (Home).</w:t>
+      </w:r>
+    </w:p>
+    <w:p>
+      <w:pPr>
+        <w:rPr>
+          <w:b/>
+          <w:bCs/>
+        </w:rPr>
+      </w:pPr>
+      <w:r>
+        <w:rPr>
+          <w:b/>
+          <w:bCs/>
+        </w:rPr>
+        <w:t>2. De Startpagina (Je Tijdlijn)</w:t>
+      </w:r>
+    </w:p>
+    <w:p>
+      <w:r>
+        <w:t>Eenmaal ingelogd kom je op de hoofdpagina terecht. Dit is het centrale punt van de website.</w:t>
+      </w:r>
+    </w:p>
+    <w:p>
+      <w:pPr>
+        <w:numPr>
+          <w:ilvl w:val="0"/>
+          <w:numId w:val="2"/>
+        </w:numPr>
+      </w:pPr>
+      <w:r>
+        <w:rPr>
+          <w:b/>
+          <w:bCs/>
+        </w:rPr>
+        <w:t>De Feed:</w:t>
+      </w:r>
+      <w:r>
+        <w:t xml:space="preserve"> In het midden zie je alle tweets die door jou en andere gebruikers zijn geplaatst. De nieuwste tweets staan altijd bovenaan.</w:t>
+      </w:r>
+    </w:p>
+    <w:p>
+      <w:pPr>
+        <w:numPr>
+          <w:ilvl w:val="0"/>
+          <w:numId w:val="2"/>
+        </w:numPr>
+      </w:pPr>
+      <w:r>
+        <w:rPr>
+          <w:b/>
+          <w:bCs/>
+        </w:rPr>
+        <w:lastRenderedPageBreak/>
+        <w:t>Zoeken:</w:t>
+      </w:r>
+      <w:r>
+        <w:t xml:space="preserve"> Bovenaan vind je een zoekbalk. Zodra je hier begint te typen, filtert de pagina </w:t>
+      </w:r>
+      <w:r>
+        <w:rPr>
+          <w:b/>
+          <w:bCs/>
+        </w:rPr>
+        <w:t>live</w:t>
+      </w:r>
+      <w:r>
+        <w:t xml:space="preserve"> de tweets. Je kunt zoeken op woorden uit het bericht óf op de naam van de persoon die het gepost heeft.</w:t>
+      </w:r>
+    </w:p>
+    <w:p>
+      <w:pPr>
+        <w:rPr>
+          <w:b/>
+          <w:bCs/>
+        </w:rPr>
+      </w:pPr>
+      <w:r>
+        <w:rPr>
+          <w:b/>
+          <w:bCs/>
+        </w:rPr>
+        <w:t>3. Zelf een Tweet plaatsen</w:t>
+      </w:r>
+    </w:p>
+    <w:p>
+      <w:r>
+        <w:t>Bovenaan de tijdlijn staat de "Tweetbox" waar je je eigen berichten kunt schrijven.</w:t>
+      </w:r>
+    </w:p>
+    <w:p>
+      <w:pPr>
+        <w:numPr>
+          <w:ilvl w:val="0"/>
+          <w:numId w:val="3"/>
+        </w:numPr>
+      </w:pPr>
+      <w:r>
+        <w:rPr>
+          <w:b/>
+          <w:bCs/>
+        </w:rPr>
+        <w:t>Tekst typen:</w:t>
+      </w:r>
+      <w:r>
+        <w:t xml:space="preserve"> Je kunt direct beginnen met typen.</w:t>
+      </w:r>
+    </w:p>
+    <w:p>
+      <w:pPr>
+        <w:numPr>
+          <w:ilvl w:val="0"/>
+          <w:numId w:val="3"/>
+        </w:numPr>
+      </w:pPr>
+      <w:r>
+        <w:rPr>
+          <w:b/>
+          <w:bCs/>
+        </w:rPr>
+        <w:t>De Karakterteller:</w:t>
+      </w:r>
+      <w:r>
+        <w:t xml:space="preserve"> Onder het tekstvak zie je een teller staan (bijv. 0/280).</w:t>
+      </w:r>
+    </w:p>
+    <w:p>
+      <w:pPr>
+        <w:numPr>
+          <w:ilvl w:val="1"/>
+          <w:numId w:val="3"/>
+        </w:numPr>
+      </w:pPr>
+      <w:r>
+        <w:rPr>
+          <w:b/>
+          <w:bCs/>
+        </w:rPr>
+        <w:t>Grijs:</w:t>
+      </w:r>
+      <w:r>
+        <w:t xml:space="preserve"> Je bent in de veilige zone.</w:t>
+      </w:r>
+    </w:p>
+    <w:p>
+      <w:pPr>
+        <w:numPr>
+          <w:ilvl w:val="1"/>
+          <w:numId w:val="3"/>
+        </w:numPr>
+      </w:pPr>
+      <w:r>
+        <w:rPr>
+          <w:b/>
+          <w:bCs/>
+        </w:rPr>
+        <w:t>Oranje:</w:t>
+      </w:r>
+      <w:r>
+        <w:t xml:space="preserve"> Je nadert de limiet (meer dan 250 tekens).</w:t>
+      </w:r>
+    </w:p>
+    <w:p>
+      <w:pPr>
+        <w:numPr>
+          <w:ilvl w:val="1"/>
+          <w:numId w:val="3"/>
+        </w:numPr>
+      </w:pPr>
+      <w:r>
+        <w:rPr>
+          <w:b/>
+          <w:bCs/>
+        </w:rPr>
+        <w:t>Rood:</w:t>
+      </w:r>
+      <w:r>
+        <w:t xml:space="preserve"> Je tekst is te lang (meer dan 280 tekens). De "Tweet"-knop wordt nu geblokkeerd totdat je weer tekst weghaalt.</w:t>
+      </w:r>
+    </w:p>
+    <w:p>
+      <w:pPr>
+        <w:numPr>
+          <w:ilvl w:val="0"/>
+          <w:numId w:val="3"/>
+        </w:numPr>
+      </w:pPr>
+      <w:r>
+        <w:rPr>
+          <w:b/>
+          <w:bCs/>
+        </w:rPr>
+        <w:t>Foto toevoegen:</w:t>
+      </w:r>
+      <w:r>
+        <w:t xml:space="preserve"> Klik op de fotoknop om een afbeelding van je computer of telefoon te selecteren. De tekst verandert in het blauw naar </w:t>
+      </w:r>
+      <w:r>
+        <w:rPr>
+          <w:i/>
+          <w:iCs/>
+        </w:rPr>
+        <w:t>"Geselecteerd: [bestandsnaam]"</w:t>
+      </w:r>
+      <w:r>
+        <w:t>.</w:t>
+      </w:r>
+    </w:p>
+    <w:p>
+      <w:pPr>
+        <w:numPr>
+          <w:ilvl w:val="0"/>
+          <w:numId w:val="3"/>
+        </w:numPr>
+      </w:pPr>
+      <w:r>
+        <w:rPr>
+          <w:b/>
+          <w:bCs/>
+        </w:rPr>
+        <w:t>Verzenden:</w:t>
+      </w:r>
+      <w:r>
+        <w:t xml:space="preserve"> Klik op de blauwe </w:t>
+      </w:r>
+      <w:r>
+        <w:rPr>
+          <w:b/>
+          <w:bCs/>
+        </w:rPr>
+        <w:t>Tweet</w:t>
+      </w:r>
+      <w:r>
+        <w:t>-knop.</w:t>
+      </w:r>
+    </w:p>
+    <w:p>
+      <w:pPr>
+        <w:numPr>
+          <w:ilvl w:val="1"/>
+          <w:numId w:val="3"/>
+        </w:numPr>
+      </w:pPr>
+      <w:r>
+        <w:rPr>
+          <w:i/>
+          <w:iCs/>
+        </w:rPr>
+        <w:t>Sneltoes-tip:</w:t>
+      </w:r>
+      <w:r>
+        <w:t xml:space="preserve"> Je kunt ook op </w:t>
+      </w:r>
+      <w:r>
+        <w:rPr>
+          <w:b/>
+          <w:bCs/>
+        </w:rPr>
+        <w:t>Ctrl + Enter</w:t>
+      </w:r>
+      <w:r>
+        <w:t xml:space="preserve"> drukken op je toetsenbord om je tweet direct te plaatsen!</w:t>
+      </w:r>
+    </w:p>
+    <w:p>
+      <w:pPr>
+        <w:rPr>
+          <w:b/>
+          <w:bCs/>
+        </w:rPr>
+      </w:pPr>
+      <w:r>
+        <w:rPr>
+          <w:b/>
+          <w:bCs/>
+        </w:rPr>
+        <w:t>4. Interactie met Tweets</w:t>
+      </w:r>
+    </w:p>
+    <w:p>
+      <w:r>
+        <w:t>Bij elke tweet op je tijdlijn kun je een aantal acties uitvoeren:</w:t>
+      </w:r>
+    </w:p>
+    <w:p>
+      <w:pPr>
+        <w:numPr>
+          <w:ilvl w:val="0"/>
+          <w:numId w:val="4"/>
+        </w:numPr>
+      </w:pPr>
+      <w:r>
+        <w:rPr>
+          <w:b/>
+          <w:bCs/>
+        </w:rPr>
+        <w:t>Liken (Hartje):</w:t>
+      </w:r>
+      <w:r>
+        <w:t xml:space="preserve"> Klik op het grijze hartje onder een tweet om deze te liken. Het hartje wordt direct </w:t>
+      </w:r>
+      <w:r>
+        <w:rPr>
+          <w:b/>
+          <w:bCs/>
+        </w:rPr>
+        <w:t>Twitter-roze</w:t>
+      </w:r>
+      <w:r>
+        <w:t xml:space="preserve"> gekleurd en de teller springt eentje omhoog. Klik je er nog een keer op? Dan haal je je like weer weg.</w:t>
+      </w:r>
+    </w:p>
+    <w:p>
+      <w:pPr>
+        <w:numPr>
+          <w:ilvl w:val="0"/>
+          <w:numId w:val="4"/>
+        </w:numPr>
+      </w:pPr>
+      <w:r>
+        <w:rPr>
+          <w:b/>
+          <w:bCs/>
+        </w:rPr>
+        <w:t>Verwijderen (Prullenbak):</w:t>
+      </w:r>
+      <w:r>
+        <w:t xml:space="preserve"> Zie je een prullenbak-icoontje bij een tweet? Dat betekent dat deze tweet van jou is. Klik erop om hem te wissen. De website vraagt voor de zekerheid nog één keer </w:t>
+      </w:r>
+      <w:r>
+        <w:rPr>
+          <w:i/>
+          <w:iCs/>
+        </w:rPr>
+        <w:t>"Weet je het zeker?"</w:t>
+      </w:r>
+      <w:r>
+        <w:t xml:space="preserve">. Na akkoord verdwijnt de tweet direct en krijg je onderin een melding </w:t>
+      </w:r>
+      <w:r>
+        <w:rPr>
+          <w:i/>
+          <w:iCs/>
+        </w:rPr>
+        <w:t>"Tweet verwijderd"</w:t>
+      </w:r>
+      <w:r>
+        <w:t>.</w:t>
+      </w:r>
+    </w:p>
+    <w:p>
+      <w:pPr>
+        <w:rPr>
+          <w:b/>
+          <w:bCs/>
+        </w:rPr>
+      </w:pPr>
+      <w:r>
+        <w:rPr>
+          <w:b/>
+          <w:bCs/>
+        </w:rPr>
+        <w:t>5. Je Profielpagina &amp; Dark Mode</w:t>
+      </w:r>
+    </w:p>
+    <w:p>
+      <w:pPr>
+        <w:numPr>
+          <w:ilvl w:val="0"/>
+          <w:numId w:val="5"/>
+        </w:numPr>
+      </w:pPr>
+      <w:r>
+        <w:rPr>
+          <w:b/>
+          <w:bCs/>
+        </w:rPr>
+        <w:t>Profielfoto aanpassen:</w:t>
+      </w:r>
+      <w:r>
+        <w:t xml:space="preserve"> Als je naar je eigen profielpagina gaat, zie je alle tweets die jij ooit hebt geplaatst. Hier kun je ook op je profielfoto klikken om een nieuwe afbeelding te uploaden. Zodra je dit doet, verandert je foto live op de pagina én bij al je oude tweets!</w:t>
+      </w:r>
+    </w:p>
+    <w:p>
+      <w:pPr>
+        <w:numPr>
+          <w:ilvl w:val="0"/>
+          <w:numId w:val="5"/>
+        </w:numPr>
+      </w:pPr>
+      <w:r>
+        <w:rPr>
+          <w:b/>
+          <w:bCs/>
+        </w:rPr>
+        <w:t>Donkere Modus (Dark Mode):</w:t>
+      </w:r>
+      <w:r>
+        <w:t xml:space="preserve"> Er is een knop aanwezig waarmee je de website kunt omschakelen naar een donker thema (fijn voor de ogen in de avond). De </w:t>
+      </w:r>
+      <w:r>
+        <w:lastRenderedPageBreak/>
+        <w:t>website onthoudt deze instelling, dus als je de pagina ververst, blijft hij netjes in het donker staan.</w:t>
+      </w:r>
+    </w:p>
+    <w:p>
+      <w:pPr>
+        <w:numPr>
+          <w:ilvl w:val="0"/>
+          <w:numId w:val="5"/>
+        </w:numPr>
+      </w:pPr>
+      <w:r>
+        <w:rPr>
+          <w:b/>
+          <w:bCs/>
+        </w:rPr>
+        <w:t>Uitloggen:</w:t>
+      </w:r>
+      <w:r>
+        <w:t xml:space="preserve"> Ben je klaar? Klik op de uitlogknop. Je gegevens worden veilig uit de browser gewist zodat niemand anders op jouw account kan kijken.</w:t>
+      </w:r>
+    </w:p>
+    <w:p/>
     <w:sectPr>
       <w:pgSz w:w="11906" w:h="16838"/>
       <w:pgMar w:top="1417" w:right="1417" w:bottom="1417" w:left="1417" w:header="708" w:footer="708" w:gutter="0"/>
@@ -49,6 +688,771 @@
     </w:sectPr>
   </w:body>
 </w:document>
+</file>
+
+<file path=word/numbering.xml><?xml version="1.0" encoding="utf-8"?>
+<w:numbering xmlns:wpc="http://schemas.microsoft.com/office/word/2010/wordprocessingCanvas" xmlns:cx="http://schemas.microsoft.com/office/drawing/2014/chartex" xmlns:cx1="http://schemas.microsoft.com/office/drawing/2015/9/8/chartex" xmlns:cx2="http://schemas.microsoft.com/office/drawing/2015/10/21/chartex" xmlns:cx3="http://schemas.microsoft.com/office/drawing/2016/5/9/chartex" xmlns:cx4="http://schemas.microsoft.com/office/drawing/2016/5/10/chartex" xmlns:cx5="http://schemas.microsoft.com/office/drawing/2016/5/11/chartex" xmlns:cx6="http://schemas.microsoft.com/office/drawing/2016/5/12/chartex" xmlns:cx7="http://schemas.microsoft.com/office/drawing/2016/5/13/chartex" xmlns:cx8="http://schemas.microsoft.com/office/drawing/2016/5/14/chartex" xmlns:mc="http://schemas.openxmlformats.org/markup-compatibility/2006" xmlns:aink="http://schemas.microsoft.com/office/drawing/2016/ink" xmlns:am3d="http://schemas.microsoft.com/office/drawing/2017/model3d" xmlns:o="urn:schemas-microsoft-com:office:office" xmlns:oel="http://schemas.microsoft.com/office/2019/extlst" xmlns:r="http://schemas.openxmlformats.org/officeDocument/2006/relationships" xmlns:m="http://schemas.openxmlformats.org/officeDocument/2006/math" xmlns:v="urn:schemas-microsoft-com:vml" xmlns:wp14="http://schemas.microsoft.com/office/word/2010/wordprocessingDrawing" xmlns:wp="http://schemas.openxmlformats.org/drawingml/2006/wordprocessingDrawing" xmlns:w10="urn:schemas-microsoft-com:office:word" xmlns:w="http://schemas.openxmlformats.org/wordprocessingml/2006/main" xmlns:w14="http://schemas.microsoft.com/office/word/2010/wordml" xmlns:w15="http://schemas.microsoft.com/office/word/2012/wordml" xmlns:w16cex="http://schemas.microsoft.com/office/word/2018/wordml/cex" xmlns:w16cid="http://schemas.microsoft.com/office/word/2016/wordml/cid" xmlns:w16="http://schemas.microsoft.com/office/word/2018/wordml" xmlns:w16du="http://schemas.microsoft.com/office/word/2023/wordml/word16du" xmlns:w16sdtdh="http://schemas.microsoft.com/office/word/2020/wordml/sdtdatahash" xmlns:w16sdtfl="http://schemas.microsoft.com/office/word/2024/wordml/sdtformatlock" xmlns:w16se="http://schemas.microsoft.com/office/word/2015/wordml/symex" xmlns:wpg="http://schemas.microsoft.com/office/word/2010/wordprocessingGroup" xmlns:wpi="http://schemas.microsoft.com/office/word/2010/wordprocessingInk" xmlns:wne="http://schemas.microsoft.com/office/word/2006/wordml" xmlns:wps="http://schemas.microsoft.com/office/word/2010/wordprocessingShape" mc:Ignorable="w14 w15 w16se w16cid w16 w16cex w16sdtdh w16sdtfl w16du wp14">
+  <w:abstractNum w:abstractNumId="0" w15:restartNumberingAfterBreak="0">
+    <w:nsid w:val="104B46DC"/>
+    <w:multiLevelType w:val="multilevel"/>
+    <w:tmpl w:val="5F1AE7CC"/>
+    <w:lvl w:ilvl="0">
+      <w:start w:val="1"/>
+      <w:numFmt w:val="bullet"/>
+      <w:lvlText w:val=""/>
+      <w:lvlJc w:val="left"/>
+      <w:pPr>
+        <w:tabs>
+          <w:tab w:val="num" w:pos="720"/>
+        </w:tabs>
+        <w:ind w:left="720" w:hanging="360"/>
+      </w:pPr>
+      <w:rPr>
+        <w:rFonts w:ascii="Symbol" w:hAnsi="Symbol" w:hint="default"/>
+        <w:sz w:val="20"/>
+      </w:rPr>
+    </w:lvl>
+    <w:lvl w:ilvl="1" w:tentative="1">
+      <w:start w:val="1"/>
+      <w:numFmt w:val="bullet"/>
+      <w:lvlText w:val="o"/>
+      <w:lvlJc w:val="left"/>
+      <w:pPr>
+        <w:tabs>
+          <w:tab w:val="num" w:pos="1440"/>
+        </w:tabs>
+        <w:ind w:left="1440" w:hanging="360"/>
+      </w:pPr>
+      <w:rPr>
+        <w:rFonts w:ascii="Courier New" w:hAnsi="Courier New" w:hint="default"/>
+        <w:sz w:val="20"/>
+      </w:rPr>
+    </w:lvl>
+    <w:lvl w:ilvl="2" w:tentative="1">
+      <w:start w:val="1"/>
+      <w:numFmt w:val="bullet"/>
+      <w:lvlText w:val=""/>
+      <w:lvlJc w:val="left"/>
+      <w:pPr>
+        <w:tabs>
+          <w:tab w:val="num" w:pos="2160"/>
+        </w:tabs>
+        <w:ind w:left="2160" w:hanging="360"/>
+      </w:pPr>
+      <w:rPr>
+        <w:rFonts w:ascii="Wingdings" w:hAnsi="Wingdings" w:hint="default"/>
+        <w:sz w:val="20"/>
+      </w:rPr>
+    </w:lvl>
+    <w:lvl w:ilvl="3" w:tentative="1">
+      <w:start w:val="1"/>
+      <w:numFmt w:val="bullet"/>
+      <w:lvlText w:val=""/>
+      <w:lvlJc w:val="left"/>
+      <w:pPr>
+        <w:tabs>
+          <w:tab w:val="num" w:pos="2880"/>
+        </w:tabs>
+        <w:ind w:left="2880" w:hanging="360"/>
+      </w:pPr>
+      <w:rPr>
+        <w:rFonts w:ascii="Wingdings" w:hAnsi="Wingdings" w:hint="default"/>
+        <w:sz w:val="20"/>
+      </w:rPr>
+    </w:lvl>
+    <w:lvl w:ilvl="4" w:tentative="1">
+      <w:start w:val="1"/>
+      <w:numFmt w:val="bullet"/>
+      <w:lvlText w:val=""/>
+      <w:lvlJc w:val="left"/>
+      <w:pPr>
+        <w:tabs>
+          <w:tab w:val="num" w:pos="3600"/>
+        </w:tabs>
+        <w:ind w:left="3600" w:hanging="360"/>
+      </w:pPr>
+      <w:rPr>
+        <w:rFonts w:ascii="Wingdings" w:hAnsi="Wingdings" w:hint="default"/>
+        <w:sz w:val="20"/>
+      </w:rPr>
+    </w:lvl>
+    <w:lvl w:ilvl="5" w:tentative="1">
+      <w:start w:val="1"/>
+      <w:numFmt w:val="bullet"/>
+      <w:lvlText w:val=""/>
+      <w:lvlJc w:val="left"/>
+      <w:pPr>
+        <w:tabs>
+          <w:tab w:val="num" w:pos="4320"/>
+        </w:tabs>
+        <w:ind w:left="4320" w:hanging="360"/>
+      </w:pPr>
+      <w:rPr>
+        <w:rFonts w:ascii="Wingdings" w:hAnsi="Wingdings" w:hint="default"/>
+        <w:sz w:val="20"/>
+      </w:rPr>
+    </w:lvl>
+    <w:lvl w:ilvl="6" w:tentative="1">
+      <w:start w:val="1"/>
+      <w:numFmt w:val="bullet"/>
+      <w:lvlText w:val=""/>
+      <w:lvlJc w:val="left"/>
+      <w:pPr>
+        <w:tabs>
+          <w:tab w:val="num" w:pos="5040"/>
+        </w:tabs>
+        <w:ind w:left="5040" w:hanging="360"/>
+      </w:pPr>
+      <w:rPr>
+        <w:rFonts w:ascii="Wingdings" w:hAnsi="Wingdings" w:hint="default"/>
+        <w:sz w:val="20"/>
+      </w:rPr>
+    </w:lvl>
+    <w:lvl w:ilvl="7" w:tentative="1">
+      <w:start w:val="1"/>
+      <w:numFmt w:val="bullet"/>
+      <w:lvlText w:val=""/>
+      <w:lvlJc w:val="left"/>
+      <w:pPr>
+        <w:tabs>
+          <w:tab w:val="num" w:pos="5760"/>
+        </w:tabs>
+        <w:ind w:left="5760" w:hanging="360"/>
+      </w:pPr>
+      <w:rPr>
+        <w:rFonts w:ascii="Wingdings" w:hAnsi="Wingdings" w:hint="default"/>
+        <w:sz w:val="20"/>
+      </w:rPr>
+    </w:lvl>
+    <w:lvl w:ilvl="8" w:tentative="1">
+      <w:start w:val="1"/>
+      <w:numFmt w:val="bullet"/>
+      <w:lvlText w:val=""/>
+      <w:lvlJc w:val="left"/>
+      <w:pPr>
+        <w:tabs>
+          <w:tab w:val="num" w:pos="6480"/>
+        </w:tabs>
+        <w:ind w:left="6480" w:hanging="360"/>
+      </w:pPr>
+      <w:rPr>
+        <w:rFonts w:ascii="Wingdings" w:hAnsi="Wingdings" w:hint="default"/>
+        <w:sz w:val="20"/>
+      </w:rPr>
+    </w:lvl>
+  </w:abstractNum>
+  <w:abstractNum w:abstractNumId="1" w15:restartNumberingAfterBreak="0">
+    <w:nsid w:val="1A9904C1"/>
+    <w:multiLevelType w:val="multilevel"/>
+    <w:tmpl w:val="1E7AB37E"/>
+    <w:lvl w:ilvl="0">
+      <w:start w:val="1"/>
+      <w:numFmt w:val="bullet"/>
+      <w:lvlText w:val=""/>
+      <w:lvlJc w:val="left"/>
+      <w:pPr>
+        <w:tabs>
+          <w:tab w:val="num" w:pos="720"/>
+        </w:tabs>
+        <w:ind w:left="720" w:hanging="360"/>
+      </w:pPr>
+      <w:rPr>
+        <w:rFonts w:ascii="Symbol" w:hAnsi="Symbol" w:hint="default"/>
+        <w:sz w:val="20"/>
+      </w:rPr>
+    </w:lvl>
+    <w:lvl w:ilvl="1">
+      <w:start w:val="1"/>
+      <w:numFmt w:val="bullet"/>
+      <w:lvlText w:val="o"/>
+      <w:lvlJc w:val="left"/>
+      <w:pPr>
+        <w:tabs>
+          <w:tab w:val="num" w:pos="1440"/>
+        </w:tabs>
+        <w:ind w:left="1440" w:hanging="360"/>
+      </w:pPr>
+      <w:rPr>
+        <w:rFonts w:ascii="Courier New" w:hAnsi="Courier New" w:hint="default"/>
+        <w:sz w:val="20"/>
+      </w:rPr>
+    </w:lvl>
+    <w:lvl w:ilvl="2" w:tentative="1">
+      <w:start w:val="1"/>
+      <w:numFmt w:val="bullet"/>
+      <w:lvlText w:val=""/>
+      <w:lvlJc w:val="left"/>
+      <w:pPr>
+        <w:tabs>
+          <w:tab w:val="num" w:pos="2160"/>
+        </w:tabs>
+        <w:ind w:left="2160" w:hanging="360"/>
+      </w:pPr>
+      <w:rPr>
+        <w:rFonts w:ascii="Wingdings" w:hAnsi="Wingdings" w:hint="default"/>
+        <w:sz w:val="20"/>
+      </w:rPr>
+    </w:lvl>
+    <w:lvl w:ilvl="3" w:tentative="1">
+      <w:start w:val="1"/>
+      <w:numFmt w:val="bullet"/>
+      <w:lvlText w:val=""/>
+      <w:lvlJc w:val="left"/>
+      <w:pPr>
+        <w:tabs>
+          <w:tab w:val="num" w:pos="2880"/>
+        </w:tabs>
+        <w:ind w:left="2880" w:hanging="360"/>
+      </w:pPr>
+      <w:rPr>
+        <w:rFonts w:ascii="Wingdings" w:hAnsi="Wingdings" w:hint="default"/>
+        <w:sz w:val="20"/>
+      </w:rPr>
+    </w:lvl>
+    <w:lvl w:ilvl="4" w:tentative="1">
+      <w:start w:val="1"/>
+      <w:numFmt w:val="bullet"/>
+      <w:lvlText w:val=""/>
+      <w:lvlJc w:val="left"/>
+      <w:pPr>
+        <w:tabs>
+          <w:tab w:val="num" w:pos="3600"/>
+        </w:tabs>
+        <w:ind w:left="3600" w:hanging="360"/>
+      </w:pPr>
+      <w:rPr>
+        <w:rFonts w:ascii="Wingdings" w:hAnsi="Wingdings" w:hint="default"/>
+        <w:sz w:val="20"/>
+      </w:rPr>
+    </w:lvl>
+    <w:lvl w:ilvl="5" w:tentative="1">
+      <w:start w:val="1"/>
+      <w:numFmt w:val="bullet"/>
+      <w:lvlText w:val=""/>
+      <w:lvlJc w:val="left"/>
+      <w:pPr>
+        <w:tabs>
+          <w:tab w:val="num" w:pos="4320"/>
+        </w:tabs>
+        <w:ind w:left="4320" w:hanging="360"/>
+      </w:pPr>
+      <w:rPr>
+        <w:rFonts w:ascii="Wingdings" w:hAnsi="Wingdings" w:hint="default"/>
+        <w:sz w:val="20"/>
+      </w:rPr>
+    </w:lvl>
+    <w:lvl w:ilvl="6" w:tentative="1">
+      <w:start w:val="1"/>
+      <w:numFmt w:val="bullet"/>
+      <w:lvlText w:val=""/>
+      <w:lvlJc w:val="left"/>
+      <w:pPr>
+        <w:tabs>
+          <w:tab w:val="num" w:pos="5040"/>
+        </w:tabs>
+        <w:ind w:left="5040" w:hanging="360"/>
+      </w:pPr>
+      <w:rPr>
+        <w:rFonts w:ascii="Wingdings" w:hAnsi="Wingdings" w:hint="default"/>
+        <w:sz w:val="20"/>
+      </w:rPr>
+    </w:lvl>
+    <w:lvl w:ilvl="7" w:tentative="1">
+      <w:start w:val="1"/>
+      <w:numFmt w:val="bullet"/>
+      <w:lvlText w:val=""/>
+      <w:lvlJc w:val="left"/>
+      <w:pPr>
+        <w:tabs>
+          <w:tab w:val="num" w:pos="5760"/>
+        </w:tabs>
+        <w:ind w:left="5760" w:hanging="360"/>
+      </w:pPr>
+      <w:rPr>
+        <w:rFonts w:ascii="Wingdings" w:hAnsi="Wingdings" w:hint="default"/>
+        <w:sz w:val="20"/>
+      </w:rPr>
+    </w:lvl>
+    <w:lvl w:ilvl="8" w:tentative="1">
+      <w:start w:val="1"/>
+      <w:numFmt w:val="bullet"/>
+      <w:lvlText w:val=""/>
+      <w:lvlJc w:val="left"/>
+      <w:pPr>
+        <w:tabs>
+          <w:tab w:val="num" w:pos="6480"/>
+        </w:tabs>
+        <w:ind w:left="6480" w:hanging="360"/>
+      </w:pPr>
+      <w:rPr>
+        <w:rFonts w:ascii="Wingdings" w:hAnsi="Wingdings" w:hint="default"/>
+        <w:sz w:val="20"/>
+      </w:rPr>
+    </w:lvl>
+  </w:abstractNum>
+  <w:abstractNum w:abstractNumId="2" w15:restartNumberingAfterBreak="0">
+    <w:nsid w:val="22461E4F"/>
+    <w:multiLevelType w:val="multilevel"/>
+    <w:tmpl w:val="D33672AE"/>
+    <w:lvl w:ilvl="0">
+      <w:start w:val="1"/>
+      <w:numFmt w:val="bullet"/>
+      <w:lvlText w:val=""/>
+      <w:lvlJc w:val="left"/>
+      <w:pPr>
+        <w:tabs>
+          <w:tab w:val="num" w:pos="720"/>
+        </w:tabs>
+        <w:ind w:left="720" w:hanging="360"/>
+      </w:pPr>
+      <w:rPr>
+        <w:rFonts w:ascii="Symbol" w:hAnsi="Symbol" w:hint="default"/>
+        <w:sz w:val="20"/>
+      </w:rPr>
+    </w:lvl>
+    <w:lvl w:ilvl="1">
+      <w:start w:val="1"/>
+      <w:numFmt w:val="bullet"/>
+      <w:lvlText w:val="o"/>
+      <w:lvlJc w:val="left"/>
+      <w:pPr>
+        <w:tabs>
+          <w:tab w:val="num" w:pos="1440"/>
+        </w:tabs>
+        <w:ind w:left="1440" w:hanging="360"/>
+      </w:pPr>
+      <w:rPr>
+        <w:rFonts w:ascii="Courier New" w:hAnsi="Courier New" w:hint="default"/>
+        <w:sz w:val="20"/>
+      </w:rPr>
+    </w:lvl>
+    <w:lvl w:ilvl="2" w:tentative="1">
+      <w:start w:val="1"/>
+      <w:numFmt w:val="bullet"/>
+      <w:lvlText w:val=""/>
+      <w:lvlJc w:val="left"/>
+      <w:pPr>
+        <w:tabs>
+          <w:tab w:val="num" w:pos="2160"/>
+        </w:tabs>
+        <w:ind w:left="2160" w:hanging="360"/>
+      </w:pPr>
+      <w:rPr>
+        <w:rFonts w:ascii="Wingdings" w:hAnsi="Wingdings" w:hint="default"/>
+        <w:sz w:val="20"/>
+      </w:rPr>
+    </w:lvl>
+    <w:lvl w:ilvl="3" w:tentative="1">
+      <w:start w:val="1"/>
+      <w:numFmt w:val="bullet"/>
+      <w:lvlText w:val=""/>
+      <w:lvlJc w:val="left"/>
+      <w:pPr>
+        <w:tabs>
+          <w:tab w:val="num" w:pos="2880"/>
+        </w:tabs>
+        <w:ind w:left="2880" w:hanging="360"/>
+      </w:pPr>
+      <w:rPr>
+        <w:rFonts w:ascii="Wingdings" w:hAnsi="Wingdings" w:hint="default"/>
+        <w:sz w:val="20"/>
+      </w:rPr>
+    </w:lvl>
+    <w:lvl w:ilvl="4" w:tentative="1">
+      <w:start w:val="1"/>
+      <w:numFmt w:val="bullet"/>
+      <w:lvlText w:val=""/>
+      <w:lvlJc w:val="left"/>
+      <w:pPr>
+        <w:tabs>
+          <w:tab w:val="num" w:pos="3600"/>
+        </w:tabs>
+        <w:ind w:left="3600" w:hanging="360"/>
+      </w:pPr>
+      <w:rPr>
+        <w:rFonts w:ascii="Wingdings" w:hAnsi="Wingdings" w:hint="default"/>
+        <w:sz w:val="20"/>
+      </w:rPr>
+    </w:lvl>
+    <w:lvl w:ilvl="5" w:tentative="1">
+      <w:start w:val="1"/>
+      <w:numFmt w:val="bullet"/>
+      <w:lvlText w:val=""/>
+      <w:lvlJc w:val="left"/>
+      <w:pPr>
+        <w:tabs>
+          <w:tab w:val="num" w:pos="4320"/>
+        </w:tabs>
+        <w:ind w:left="4320" w:hanging="360"/>
+      </w:pPr>
+      <w:rPr>
+        <w:rFonts w:ascii="Wingdings" w:hAnsi="Wingdings" w:hint="default"/>
+        <w:sz w:val="20"/>
+      </w:rPr>
+    </w:lvl>
+    <w:lvl w:ilvl="6" w:tentative="1">
+      <w:start w:val="1"/>
+      <w:numFmt w:val="bullet"/>
+      <w:lvlText w:val=""/>
+      <w:lvlJc w:val="left"/>
+      <w:pPr>
+        <w:tabs>
+          <w:tab w:val="num" w:pos="5040"/>
+        </w:tabs>
+        <w:ind w:left="5040" w:hanging="360"/>
+      </w:pPr>
+      <w:rPr>
+        <w:rFonts w:ascii="Wingdings" w:hAnsi="Wingdings" w:hint="default"/>
+        <w:sz w:val="20"/>
+      </w:rPr>
+    </w:lvl>
+    <w:lvl w:ilvl="7" w:tentative="1">
+      <w:start w:val="1"/>
+      <w:numFmt w:val="bullet"/>
+      <w:lvlText w:val=""/>
+      <w:lvlJc w:val="left"/>
+      <w:pPr>
+        <w:tabs>
+          <w:tab w:val="num" w:pos="5760"/>
+        </w:tabs>
+        <w:ind w:left="5760" w:hanging="360"/>
+      </w:pPr>
+      <w:rPr>
+        <w:rFonts w:ascii="Wingdings" w:hAnsi="Wingdings" w:hint="default"/>
+        <w:sz w:val="20"/>
+      </w:rPr>
+    </w:lvl>
+    <w:lvl w:ilvl="8" w:tentative="1">
+      <w:start w:val="1"/>
+      <w:numFmt w:val="bullet"/>
+      <w:lvlText w:val=""/>
+      <w:lvlJc w:val="left"/>
+      <w:pPr>
+        <w:tabs>
+          <w:tab w:val="num" w:pos="6480"/>
+        </w:tabs>
+        <w:ind w:left="6480" w:hanging="360"/>
+      </w:pPr>
+      <w:rPr>
+        <w:rFonts w:ascii="Wingdings" w:hAnsi="Wingdings" w:hint="default"/>
+        <w:sz w:val="20"/>
+      </w:rPr>
+    </w:lvl>
+  </w:abstractNum>
+  <w:abstractNum w:abstractNumId="3" w15:restartNumberingAfterBreak="0">
+    <w:nsid w:val="464E649C"/>
+    <w:multiLevelType w:val="multilevel"/>
+    <w:tmpl w:val="2400797E"/>
+    <w:lvl w:ilvl="0">
+      <w:start w:val="1"/>
+      <w:numFmt w:val="bullet"/>
+      <w:lvlText w:val=""/>
+      <w:lvlJc w:val="left"/>
+      <w:pPr>
+        <w:tabs>
+          <w:tab w:val="num" w:pos="720"/>
+        </w:tabs>
+        <w:ind w:left="720" w:hanging="360"/>
+      </w:pPr>
+      <w:rPr>
+        <w:rFonts w:ascii="Symbol" w:hAnsi="Symbol" w:hint="default"/>
+        <w:sz w:val="20"/>
+      </w:rPr>
+    </w:lvl>
+    <w:lvl w:ilvl="1" w:tentative="1">
+      <w:start w:val="1"/>
+      <w:numFmt w:val="bullet"/>
+      <w:lvlText w:val="o"/>
+      <w:lvlJc w:val="left"/>
+      <w:pPr>
+        <w:tabs>
+          <w:tab w:val="num" w:pos="1440"/>
+        </w:tabs>
+        <w:ind w:left="1440" w:hanging="360"/>
+      </w:pPr>
+      <w:rPr>
+        <w:rFonts w:ascii="Courier New" w:hAnsi="Courier New" w:hint="default"/>
+        <w:sz w:val="20"/>
+      </w:rPr>
+    </w:lvl>
+    <w:lvl w:ilvl="2" w:tentative="1">
+      <w:start w:val="1"/>
+      <w:numFmt w:val="bullet"/>
+      <w:lvlText w:val=""/>
+      <w:lvlJc w:val="left"/>
+      <w:pPr>
+        <w:tabs>
+          <w:tab w:val="num" w:pos="2160"/>
+        </w:tabs>
+        <w:ind w:left="2160" w:hanging="360"/>
+      </w:pPr>
+      <w:rPr>
+        <w:rFonts w:ascii="Wingdings" w:hAnsi="Wingdings" w:hint="default"/>
+        <w:sz w:val="20"/>
+      </w:rPr>
+    </w:lvl>
+    <w:lvl w:ilvl="3" w:tentative="1">
+      <w:start w:val="1"/>
+      <w:numFmt w:val="bullet"/>
+      <w:lvlText w:val=""/>
+      <w:lvlJc w:val="left"/>
+      <w:pPr>
+        <w:tabs>
+          <w:tab w:val="num" w:pos="2880"/>
+        </w:tabs>
+        <w:ind w:left="2880" w:hanging="360"/>
+      </w:pPr>
+      <w:rPr>
+        <w:rFonts w:ascii="Wingdings" w:hAnsi="Wingdings" w:hint="default"/>
+        <w:sz w:val="20"/>
+      </w:rPr>
+    </w:lvl>
+    <w:lvl w:ilvl="4" w:tentative="1">
+      <w:start w:val="1"/>
+      <w:numFmt w:val="bullet"/>
+      <w:lvlText w:val=""/>
+      <w:lvlJc w:val="left"/>
+      <w:pPr>
+        <w:tabs>
+          <w:tab w:val="num" w:pos="3600"/>
+        </w:tabs>
+        <w:ind w:left="3600" w:hanging="360"/>
+      </w:pPr>
+      <w:rPr>
+        <w:rFonts w:ascii="Wingdings" w:hAnsi="Wingdings" w:hint="default"/>
+        <w:sz w:val="20"/>
+      </w:rPr>
+    </w:lvl>
+    <w:lvl w:ilvl="5" w:tentative="1">
+      <w:start w:val="1"/>
+      <w:numFmt w:val="bullet"/>
+      <w:lvlText w:val=""/>
+      <w:lvlJc w:val="left"/>
+      <w:pPr>
+        <w:tabs>
+          <w:tab w:val="num" w:pos="4320"/>
+        </w:tabs>
+        <w:ind w:left="4320" w:hanging="360"/>
+      </w:pPr>
+      <w:rPr>
+        <w:rFonts w:ascii="Wingdings" w:hAnsi="Wingdings" w:hint="default"/>
+        <w:sz w:val="20"/>
+      </w:rPr>
+    </w:lvl>
+    <w:lvl w:ilvl="6" w:tentative="1">
+      <w:start w:val="1"/>
+      <w:numFmt w:val="bullet"/>
+      <w:lvlText w:val=""/>
+      <w:lvlJc w:val="left"/>
+      <w:pPr>
+        <w:tabs>
+          <w:tab w:val="num" w:pos="5040"/>
+        </w:tabs>
+        <w:ind w:left="5040" w:hanging="360"/>
+      </w:pPr>
+      <w:rPr>
+        <w:rFonts w:ascii="Wingdings" w:hAnsi="Wingdings" w:hint="default"/>
+        <w:sz w:val="20"/>
+      </w:rPr>
+    </w:lvl>
+    <w:lvl w:ilvl="7" w:tentative="1">
+      <w:start w:val="1"/>
+      <w:numFmt w:val="bullet"/>
+      <w:lvlText w:val=""/>
+      <w:lvlJc w:val="left"/>
+      <w:pPr>
+        <w:tabs>
+          <w:tab w:val="num" w:pos="5760"/>
+        </w:tabs>
+        <w:ind w:left="5760" w:hanging="360"/>
+      </w:pPr>
+      <w:rPr>
+        <w:rFonts w:ascii="Wingdings" w:hAnsi="Wingdings" w:hint="default"/>
+        <w:sz w:val="20"/>
+      </w:rPr>
+    </w:lvl>
+    <w:lvl w:ilvl="8" w:tentative="1">
+      <w:start w:val="1"/>
+      <w:numFmt w:val="bullet"/>
+      <w:lvlText w:val=""/>
+      <w:lvlJc w:val="left"/>
+      <w:pPr>
+        <w:tabs>
+          <w:tab w:val="num" w:pos="6480"/>
+        </w:tabs>
+        <w:ind w:left="6480" w:hanging="360"/>
+      </w:pPr>
+      <w:rPr>
+        <w:rFonts w:ascii="Wingdings" w:hAnsi="Wingdings" w:hint="default"/>
+        <w:sz w:val="20"/>
+      </w:rPr>
+    </w:lvl>
+  </w:abstractNum>
+  <w:abstractNum w:abstractNumId="4" w15:restartNumberingAfterBreak="0">
+    <w:nsid w:val="4C0F1F38"/>
+    <w:multiLevelType w:val="multilevel"/>
+    <w:tmpl w:val="DD967394"/>
+    <w:lvl w:ilvl="0">
+      <w:start w:val="1"/>
+      <w:numFmt w:val="bullet"/>
+      <w:lvlText w:val=""/>
+      <w:lvlJc w:val="left"/>
+      <w:pPr>
+        <w:tabs>
+          <w:tab w:val="num" w:pos="720"/>
+        </w:tabs>
+        <w:ind w:left="720" w:hanging="360"/>
+      </w:pPr>
+      <w:rPr>
+        <w:rFonts w:ascii="Symbol" w:hAnsi="Symbol" w:hint="default"/>
+        <w:sz w:val="20"/>
+      </w:rPr>
+    </w:lvl>
+    <w:lvl w:ilvl="1" w:tentative="1">
+      <w:start w:val="1"/>
+      <w:numFmt w:val="bullet"/>
+      <w:lvlText w:val="o"/>
+      <w:lvlJc w:val="left"/>
+      <w:pPr>
+        <w:tabs>
+          <w:tab w:val="num" w:pos="1440"/>
+        </w:tabs>
+        <w:ind w:left="1440" w:hanging="360"/>
+      </w:pPr>
+      <w:rPr>
+        <w:rFonts w:ascii="Courier New" w:hAnsi="Courier New" w:hint="default"/>
+        <w:sz w:val="20"/>
+      </w:rPr>
+    </w:lvl>
+    <w:lvl w:ilvl="2" w:tentative="1">
+      <w:start w:val="1"/>
+      <w:numFmt w:val="bullet"/>
+      <w:lvlText w:val=""/>
+      <w:lvlJc w:val="left"/>
+      <w:pPr>
+        <w:tabs>
+          <w:tab w:val="num" w:pos="2160"/>
+        </w:tabs>
+        <w:ind w:left="2160" w:hanging="360"/>
+      </w:pPr>
+      <w:rPr>
+        <w:rFonts w:ascii="Wingdings" w:hAnsi="Wingdings" w:hint="default"/>
+        <w:sz w:val="20"/>
+      </w:rPr>
+    </w:lvl>
+    <w:lvl w:ilvl="3" w:tentative="1">
+      <w:start w:val="1"/>
+      <w:numFmt w:val="bullet"/>
+      <w:lvlText w:val=""/>
+      <w:lvlJc w:val="left"/>
+      <w:pPr>
+        <w:tabs>
+          <w:tab w:val="num" w:pos="2880"/>
+        </w:tabs>
+        <w:ind w:left="2880" w:hanging="360"/>
+      </w:pPr>
+      <w:rPr>
+        <w:rFonts w:ascii="Wingdings" w:hAnsi="Wingdings" w:hint="default"/>
+        <w:sz w:val="20"/>
+      </w:rPr>
+    </w:lvl>
+    <w:lvl w:ilvl="4" w:tentative="1">
+      <w:start w:val="1"/>
+      <w:numFmt w:val="bullet"/>
+      <w:lvlText w:val=""/>
+      <w:lvlJc w:val="left"/>
+      <w:pPr>
+        <w:tabs>
+          <w:tab w:val="num" w:pos="3600"/>
+        </w:tabs>
+        <w:ind w:left="3600" w:hanging="360"/>
+      </w:pPr>
+      <w:rPr>
+        <w:rFonts w:ascii="Wingdings" w:hAnsi="Wingdings" w:hint="default"/>
+        <w:sz w:val="20"/>
+      </w:rPr>
+    </w:lvl>
+    <w:lvl w:ilvl="5" w:tentative="1">
+      <w:start w:val="1"/>
+      <w:numFmt w:val="bullet"/>
+      <w:lvlText w:val=""/>
+      <w:lvlJc w:val="left"/>
+      <w:pPr>
+        <w:tabs>
+          <w:tab w:val="num" w:pos="4320"/>
+        </w:tabs>
+        <w:ind w:left="4320" w:hanging="360"/>
+      </w:pPr>
+      <w:rPr>
+        <w:rFonts w:ascii="Wingdings" w:hAnsi="Wingdings" w:hint="default"/>
+        <w:sz w:val="20"/>
+      </w:rPr>
+    </w:lvl>
+    <w:lvl w:ilvl="6" w:tentative="1">
+      <w:start w:val="1"/>
+      <w:numFmt w:val="bullet"/>
+      <w:lvlText w:val=""/>
+      <w:lvlJc w:val="left"/>
+      <w:pPr>
+        <w:tabs>
+          <w:tab w:val="num" w:pos="5040"/>
+        </w:tabs>
+        <w:ind w:left="5040" w:hanging="360"/>
+      </w:pPr>
+      <w:rPr>
+        <w:rFonts w:ascii="Wingdings" w:hAnsi="Wingdings" w:hint="default"/>
+        <w:sz w:val="20"/>
+      </w:rPr>
+    </w:lvl>
+    <w:lvl w:ilvl="7" w:tentative="1">
+      <w:start w:val="1"/>
+      <w:numFmt w:val="bullet"/>
+      <w:lvlText w:val=""/>
+      <w:lvlJc w:val="left"/>
+      <w:pPr>
+        <w:tabs>
+          <w:tab w:val="num" w:pos="5760"/>
+        </w:tabs>
+        <w:ind w:left="5760" w:hanging="360"/>
+      </w:pPr>
+      <w:rPr>
+        <w:rFonts w:ascii="Wingdings" w:hAnsi="Wingdings" w:hint="default"/>
+        <w:sz w:val="20"/>
+      </w:rPr>
+    </w:lvl>
+    <w:lvl w:ilvl="8" w:tentative="1">
+      <w:start w:val="1"/>
+      <w:numFmt w:val="bullet"/>
+      <w:lvlText w:val=""/>
+      <w:lvlJc w:val="left"/>
+      <w:pPr>
+        <w:tabs>
+          <w:tab w:val="num" w:pos="6480"/>
+        </w:tabs>
+        <w:ind w:left="6480" w:hanging="360"/>
+      </w:pPr>
+      <w:rPr>
+        <w:rFonts w:ascii="Wingdings" w:hAnsi="Wingdings" w:hint="default"/>
+        <w:sz w:val="20"/>
+      </w:rPr>
+    </w:lvl>
+  </w:abstractNum>
+  <w:num w:numId="1" w16cid:durableId="244607171">
+    <w:abstractNumId w:val="2"/>
+  </w:num>
+  <w:num w:numId="2" w16cid:durableId="733502717">
+    <w:abstractNumId w:val="4"/>
+  </w:num>
+  <w:num w:numId="3" w16cid:durableId="1188300179">
+    <w:abstractNumId w:val="1"/>
+  </w:num>
+  <w:num w:numId="4" w16cid:durableId="2112624722">
+    <w:abstractNumId w:val="0"/>
+  </w:num>
+  <w:num w:numId="5" w16cid:durableId="644823013">
+    <w:abstractNumId w:val="3"/>
+  </w:num>
+</w:numbering>
 </file>
 
 <file path=word/styles.xml><?xml version="1.0" encoding="utf-8"?>
@@ -654,7 +2058,6 @@
   <w:style w:type="character" w:default="1" w:styleId="Standaardalinea-lettertype">
     <w:name w:val="Default Paragraph Font"/>
     <w:uiPriority w:val="1"/>
-    <w:semiHidden/>
     <w:unhideWhenUsed/>
   </w:style>
   <w:style w:type="table" w:default="1" w:styleId="Standaardtabel">
